--- a/tfl/tables/T-EFF-13.docx
+++ b/tfl/tables/T-EFF-13.docx
@@ -1726,7 +1726,7 @@
           <w:szCs w:val="14"/>
           <w:color w:val="C0392B"/>
         </w:rPr>
-        <w:t xml:space="preserve">DRAFT — produced 2026-05-16 — synthetic data, NOT for regulatory submission</w:t>
+        <w:t xml:space="preserve">DRAFT — produced 2026-05-17 — synthetic data, NOT for regulatory submission</w:t>
       </w:r>
     </w:p>
     <w:sectPr>

--- a/tfl/tables/T-EFF-13.docx
+++ b/tfl/tables/T-EFF-13.docx
@@ -654,7 +654,7 @@
                 <w:szCs w:val="18"/>
                 <w:color w:val="000000"/>
               </w:rPr>
-              <w:t xml:space="preserve">86 (38.2)</w:t>
+              <w:t xml:space="preserve">87 (38.7)</w:t>
             </w:r>
           </w:p>
         </w:tc>
@@ -709,7 +709,7 @@
                 <w:szCs w:val="18"/>
                 <w:color w:val="000000"/>
               </w:rPr>
-              <w:t xml:space="preserve">32 (14.2)</w:t>
+              <w:t xml:space="preserve">40 (17.8)</w:t>
             </w:r>
           </w:p>
         </w:tc>
@@ -824,7 +824,7 @@
                 <w:szCs w:val="18"/>
                 <w:color w:val="000000"/>
               </w:rPr>
-              <w:t xml:space="preserve">139 (61.8)</w:t>
+              <w:t xml:space="preserve">138 (61.3)</w:t>
             </w:r>
           </w:p>
         </w:tc>
@@ -879,7 +879,7 @@
                 <w:szCs w:val="18"/>
                 <w:color w:val="000000"/>
               </w:rPr>
-              <w:t xml:space="preserve">193 (85.8)</w:t>
+              <w:t xml:space="preserve">185 (82.2)</w:t>
             </w:r>
           </w:p>
         </w:tc>
@@ -1164,7 +1164,7 @@
                 <w:szCs w:val="18"/>
                 <w:color w:val="000000"/>
               </w:rPr>
-              <w:t xml:space="preserve">24.0 (16.2, 31.8)</w:t>
+              <w:t xml:space="preserve">20.9 (12.8, 29.0)</w:t>
             </w:r>
           </w:p>
         </w:tc>
@@ -1504,7 +1504,7 @@
                 <w:szCs w:val="18"/>
                 <w:color w:val="000000"/>
               </w:rPr>
-              <w:t xml:space="preserve">(31.8, 44.9)</w:t>
+              <w:t xml:space="preserve">(32.3, 45.4)</w:t>
             </w:r>
           </w:p>
         </w:tc>
@@ -1559,7 +1559,7 @@
                 <w:szCs w:val="18"/>
                 <w:color w:val="000000"/>
               </w:rPr>
-              <w:t xml:space="preserve">(9.9, 19.5)</w:t>
+              <w:t xml:space="preserve">(13.0, 23.4)</w:t>
             </w:r>
           </w:p>
         </w:tc>

--- a/tfl/tables/T-EFF-13.docx
+++ b/tfl/tables/T-EFF-13.docx
@@ -1726,7 +1726,7 @@
           <w:szCs w:val="14"/>
           <w:color w:val="C0392B"/>
         </w:rPr>
-        <w:t xml:space="preserve">DRAFT — produced 2026-05-17 — synthetic data, NOT for regulatory submission</w:t>
+        <w:t xml:space="preserve">DRAFT — produced 2026-06-05 — synthetic data, NOT for regulatory submission</w:t>
       </w:r>
     </w:p>
     <w:sectPr>

--- a/tfl/tables/T-EFF-13.docx
+++ b/tfl/tables/T-EFF-13.docx
@@ -1726,7 +1726,7 @@
           <w:szCs w:val="14"/>
           <w:color w:val="C0392B"/>
         </w:rPr>
-        <w:t xml:space="preserve">DRAFT — produced 2026-06-05 — synthetic data, NOT for regulatory submission</w:t>
+        <w:t xml:space="preserve">DRAFT — produced 2026-07-19 — synthetic data, NOT for regulatory submission</w:t>
       </w:r>
     </w:p>
     <w:sectPr>
